--- a/deliverables/video-5-slides/hit-final/Video_5_HIT_FINAL/SHORTS/Video_5_Short_4_Three_Questions_Before_You_Move.docx
+++ b/deliverables/video-5-slides/hit-final/Video_5_HIT_FINAL/SHORTS/Video_5_Short_4_Three_Questions_Before_You_Move.docx
@@ -43,7 +43,7 @@
           <w:color w:val="5A6B82"/>
           <w:sz w:val="22"/>
         </w:rPr>
-        <w:t>Role:  Practical test / action</w:t>
+        <w:t>Role:  Practical test</w:t>
       </w:r>
     </w:p>
     <w:p>

--- a/deliverables/video-5-slides/hit-final/Video_5_HIT_FINAL/SHORTS/Video_5_Short_4_Three_Questions_Before_You_Move.docx
+++ b/deliverables/video-5-slides/hit-final/Video_5_HIT_FINAL/SHORTS/Video_5_Short_4_Three_Questions_Before_You_Move.docx
@@ -58,7 +58,7 @@
           <w:color w:val="5A6B82"/>
           <w:sz w:val="22"/>
         </w:rPr>
-        <w:t>Verbal hook:  “Before you accept an internal move, ask these three questions.”</w:t>
+        <w:t>Opening line:  “If you are considering an internal move, I want you to ask three questions before you say yes.”</w:t>
       </w:r>
     </w:p>
     <w:p>
@@ -104,7 +104,7 @@
           <w:color w:val="1A1A1A"/>
           <w:sz w:val="27"/>
         </w:rPr>
-        <w:t>Before you accept an internal move, ask these three questions.</w:t>
+        <w:t>If you are considering an internal move, I want you to ask three questions before you say yes.</w:t>
       </w:r>
     </w:p>
     <w:p>
@@ -164,7 +164,7 @@
           <w:color w:val="1A1A1A"/>
           <w:sz w:val="27"/>
         </w:rPr>
-        <w:t>Three yeses give you a strong formation case.</w:t>
+        <w:t>Three yeses give you a strong developmental case.</w:t>
       </w:r>
     </w:p>
     <w:p>
@@ -179,7 +179,7 @@
           <w:color w:val="1A1A1A"/>
           <w:sz w:val="27"/>
         </w:rPr>
-        <w:t>Two yeses mean investigate or negotiate the missing dimension.</w:t>
+        <w:t>Two yeses mean I would investigate or negotiate the missing dimension.</w:t>
       </w:r>
     </w:p>
     <w:p>
@@ -224,7 +224,7 @@
           <w:color w:val="1A1A1A"/>
           <w:sz w:val="27"/>
         </w:rPr>
-        <w:t>Pay, flexibility, stability or a better manager may still make it worth taking.</w:t>
+        <w:t>Pay, flexibility, stability or a better manager may still make it right for you.</w:t>
       </w:r>
     </w:p>
     <w:p>

--- a/deliverables/video-5-slides/hit-final/Video_5_HIT_FINAL/SHORTS/Video_5_Short_4_Three_Questions_Before_You_Move.docx
+++ b/deliverables/video-5-slides/hit-final/Video_5_HIT_FINAL/SHORTS/Video_5_Short_4_Three_Questions_Before_You_Move.docx
@@ -14,7 +14,7 @@
           <w:color w:val="8A6D1E"/>
           <w:sz w:val="20"/>
         </w:rPr>
-        <w:t>VIDEO 5 SHORT</w:t>
+        <w:t>VIDEO 5 SHORT  ·  v5.0</w:t>
       </w:r>
     </w:p>
     <w:p>
@@ -43,7 +43,7 @@
           <w:color w:val="5A6B82"/>
           <w:sz w:val="22"/>
         </w:rPr>
-        <w:t>Role:  Practical test</w:t>
+        <w:t>Role:  Practical test / action</w:t>
       </w:r>
     </w:p>
     <w:p>
@@ -58,7 +58,7 @@
           <w:color w:val="5A6B82"/>
           <w:sz w:val="22"/>
         </w:rPr>
-        <w:t>Opening line:  “If you are considering an internal move, I want you to ask three questions before you say yes.”</w:t>
+        <w:t>Opening line:  “Before you accept an internal move, run it through three questions.”</w:t>
       </w:r>
     </w:p>
     <w:p>
@@ -104,7 +104,7 @@
           <w:color w:val="1A1A1A"/>
           <w:sz w:val="27"/>
         </w:rPr>
-        <w:t>If you are considering an internal move, I want you to ask three questions before you say yes.</w:t>
+        <w:t>Before you accept an internal move, run it through three questions.</w:t>
       </w:r>
     </w:p>
     <w:p>
@@ -164,7 +164,7 @@
           <w:color w:val="1A1A1A"/>
           <w:sz w:val="27"/>
         </w:rPr>
-        <w:t>Three yeses give you a strong developmental case.</w:t>
+        <w:t>Three yeses and you have a strong developmental case.</w:t>
       </w:r>
     </w:p>
     <w:p>
@@ -179,7 +179,7 @@
           <w:color w:val="1A1A1A"/>
           <w:sz w:val="27"/>
         </w:rPr>
-        <w:t>Two yeses mean I would investigate or negotiate the missing dimension.</w:t>
+        <w:t>Two yeses and there is something specific to go and negotiate before you accept.</w:t>
       </w:r>
     </w:p>
     <w:p>
@@ -194,7 +194,7 @@
           <w:color w:val="1A1A1A"/>
           <w:sz w:val="27"/>
         </w:rPr>
-        <w:t>Zero or one may mean you are moving without adding very much to what you can carry next.</w:t>
+        <w:t>Zero or one, and you may be moving without adding much to what you can carry next.</w:t>
       </w:r>
     </w:p>
     <w:p>
@@ -209,7 +209,7 @@
           <w:color w:val="1A1A1A"/>
           <w:sz w:val="27"/>
         </w:rPr>
-        <w:t>That does not automatically make the move wrong.</w:t>
+        <w:t>That does not make it wrong.</w:t>
       </w:r>
     </w:p>
     <w:p>
@@ -224,7 +224,7 @@
           <w:color w:val="1A1A1A"/>
           <w:sz w:val="27"/>
         </w:rPr>
-        <w:t>Pay, flexibility, stability or a better manager may still make it right for you.</w:t>
+        <w:t>Better pay, better hours, a better manager, stability while your life is complicated — those are real reasons.</w:t>
       </w:r>
     </w:p>
     <w:p>
@@ -239,7 +239,7 @@
           <w:color w:val="1A1A1A"/>
           <w:sz w:val="27"/>
         </w:rPr>
-        <w:t>Just make the trade deliberately.</w:t>
+        <w:t>Just name the trade honestly. You do not have to call every useful move growth.</w:t>
       </w:r>
     </w:p>
     <w:sectPr>
